--- a/server/dataset/xuatnhapcanh/documents/47-2019-QH14.docx
+++ b/server/dataset/xuatnhapcanh/documents/47-2019-QH14.docx
@@ -4,8 +4,9 @@
   <w:body>
     <w:tbl>
       <w:tblPr>
-        <w:tblW w:w="10206" w:type="dxa"/>
+        <w:tblW w:w="10490" w:type="dxa"/>
         <w:tblCellSpacing w:w="0" w:type="dxa"/>
+        <w:tblInd w:w="-709" w:type="dxa"/>
         <w:shd w:val="clear" w:color="auto" w:fill="FFFFFF"/>
         <w:tblCellMar>
           <w:left w:w="0" w:type="dxa"/>
@@ -15,7 +16,7 @@
       </w:tblPr>
       <w:tblGrid>
         <w:gridCol w:w="3544"/>
-        <w:gridCol w:w="6662"/>
+        <w:gridCol w:w="6946"/>
       </w:tblGrid>
       <w:tr>
         <w:trPr>
@@ -70,7 +71,7 @@
         </w:tc>
         <w:tc>
           <w:tcPr>
-            <w:tcW w:w="6662" w:type="dxa"/>
+            <w:tcW w:w="6946" w:type="dxa"/>
             <w:shd w:val="clear" w:color="auto" w:fill="FFFFFF"/>
             <w:tcMar>
               <w:top w:w="0" w:type="dxa"/>
@@ -84,6 +85,7 @@
             <w:pPr>
               <w:pStyle w:val="NormalWeb"/>
               <w:spacing w:before="120" w:beforeAutospacing="0" w:after="120" w:afterAutospacing="0" w:line="234" w:lineRule="atLeast"/>
+              <w:ind w:firstLine="319"/>
               <w:jc w:val="center"/>
               <w:rPr>
                 <w:color w:val="000000"/>
@@ -166,7 +168,7 @@
         </w:tc>
         <w:tc>
           <w:tcPr>
-            <w:tcW w:w="6662" w:type="dxa"/>
+            <w:tcW w:w="6946" w:type="dxa"/>
             <w:shd w:val="clear" w:color="auto" w:fill="FFFFFF"/>
             <w:tcMar>
               <w:top w:w="0" w:type="dxa"/>
@@ -180,9 +182,11 @@
             <w:pPr>
               <w:pStyle w:val="NormalWeb"/>
               <w:spacing w:before="120" w:beforeAutospacing="0" w:after="120" w:afterAutospacing="0" w:line="234" w:lineRule="atLeast"/>
-              <w:ind w:firstLine="426"/>
-              <w:jc w:val="both"/>
+              <w:ind w:firstLine="319"/>
+              <w:jc w:val="right"/>
               <w:rPr>
+                <w:i/>
+                <w:iCs/>
                 <w:color w:val="000000"/>
                 <w:sz w:val="28"/>
                 <w:szCs w:val="28"/>
@@ -199,6 +203,19 @@
               <w:t>Hà Nội, ngày 22 tháng 11 năm 2019</w:t>
             </w:r>
           </w:p>
+          <w:p>
+            <w:pPr>
+              <w:pStyle w:val="NormalWeb"/>
+              <w:spacing w:before="120" w:beforeAutospacing="0" w:after="120" w:afterAutospacing="0" w:line="234" w:lineRule="atLeast"/>
+              <w:ind w:firstLine="319"/>
+              <w:jc w:val="both"/>
+              <w:rPr>
+                <w:color w:val="000000"/>
+                <w:sz w:val="28"/>
+                <w:szCs w:val="28"/>
+              </w:rPr>
+            </w:pPr>
+          </w:p>
         </w:tc>
       </w:tr>
     </w:tbl>
@@ -251,6 +268,20 @@
         <w:t>XUẤT CẢNH, NHẬP CẢNH CỦA CÔNG DÂN VIỆT NAM</w:t>
       </w:r>
       <w:bookmarkEnd w:id="1"/>
+    </w:p>
+    <w:p>
+      <w:pPr>
+        <w:pStyle w:val="NormalWeb"/>
+        <w:shd w:val="clear" w:color="auto" w:fill="FFFFFF"/>
+        <w:spacing w:before="0" w:beforeAutospacing="0" w:after="0" w:afterAutospacing="0" w:line="234" w:lineRule="atLeast"/>
+        <w:ind w:firstLine="426"/>
+        <w:jc w:val="center"/>
+        <w:rPr>
+          <w:color w:val="000000"/>
+          <w:sz w:val="28"/>
+          <w:szCs w:val="28"/>
+        </w:rPr>
+      </w:pPr>
     </w:p>
     <w:p>
       <w:pPr>
@@ -348,21 +379,37 @@
         <w:ind w:firstLine="426"/>
         <w:jc w:val="both"/>
         <w:rPr>
-          <w:color w:val="000000"/>
-          <w:sz w:val="28"/>
-          <w:szCs w:val="28"/>
-        </w:rPr>
-      </w:pPr>
-      <w:r>
-        <w:rPr>
           <w:i/>
           <w:iCs/>
           <w:color w:val="000000"/>
           <w:sz w:val="28"/>
           <w:szCs w:val="28"/>
         </w:rPr>
+      </w:pPr>
+      <w:r>
+        <w:rPr>
+          <w:i/>
+          <w:iCs/>
+          <w:color w:val="000000"/>
+          <w:sz w:val="28"/>
+          <w:szCs w:val="28"/>
+        </w:rPr>
         <w:t>Quốc hội ban hành Luật Xuất cảnh, nhập cảnh của công dân Việt Nam.</w:t>
       </w:r>
+    </w:p>
+    <w:p>
+      <w:pPr>
+        <w:pStyle w:val="NormalWeb"/>
+        <w:shd w:val="clear" w:color="auto" w:fill="FFFFFF"/>
+        <w:spacing w:before="120" w:beforeAutospacing="0" w:after="120" w:afterAutospacing="0" w:line="234" w:lineRule="atLeast"/>
+        <w:ind w:firstLine="426"/>
+        <w:jc w:val="both"/>
+        <w:rPr>
+          <w:color w:val="000000"/>
+          <w:sz w:val="28"/>
+          <w:szCs w:val="28"/>
+        </w:rPr>
+      </w:pPr>
     </w:p>
     <w:p>
       <w:pPr>
@@ -845,6 +892,7 @@
           <w:sz w:val="28"/>
           <w:szCs w:val="28"/>
         </w:rPr>
+        <w:lastRenderedPageBreak/>
         <w:t>8. </w:t>
       </w:r>
       <w:r>
@@ -1303,16 +1351,8 @@
           <w:sz w:val="28"/>
           <w:szCs w:val="28"/>
         </w:rPr>
-        <w:t xml:space="preserve">10. Hủy hoại, làm sai lệch, làm lộ thông tin trong Cơ sở dữ liệu quốc gia về xuất cảnh, nhập cảnh của công dân Việt Nam; khai thác thông tin trong Cơ sở dữ </w:t>
-      </w:r>
-      <w:r>
-        <w:rPr>
-          <w:color w:val="000000"/>
-          <w:sz w:val="28"/>
-          <w:szCs w:val="28"/>
-        </w:rPr>
         <w:lastRenderedPageBreak/>
-        <w:t>liệu quốc gia về xuất cảnh, nhập cảnh của công dân Việt Nam trái quy định của pháp luật.</w:t>
+        <w:t>10. Hủy hoại, làm sai lệch, làm lộ thông tin trong Cơ sở dữ liệu quốc gia về xuất cảnh, nhập cảnh của công dân Việt Nam; khai thác thông tin trong Cơ sở dữ liệu quốc gia về xuất cảnh, nhập cảnh của công dân Việt Nam trái quy định của pháp luật.</w:t>
       </w:r>
     </w:p>
     <w:p>
@@ -1729,6 +1769,7 @@
           <w:sz w:val="28"/>
           <w:szCs w:val="28"/>
         </w:rPr>
+        <w:lastRenderedPageBreak/>
         <w:t>Chương II</w:t>
       </w:r>
       <w:bookmarkEnd w:id="13"/>
@@ -2294,7 +2335,7 @@
           <w:sz w:val="28"/>
           <w:szCs w:val="28"/>
         </w:rPr>
-        <w:t xml:space="preserve">1. Tổng Bí thư Ban Chấp hành Trung ương Đảng, Ủy viên Bộ Chính trị, Bí thư Trung ương Đảng, Ủy viên Ban Chấp hành Trung ương Đảng, Ủy viên dự khuyết Ban Chấp hành Trung ương Đảng; người đứng đầu, cấp phó của người đứng đầu cơ quan thuộc Ban Chấp hành Trung ương Đảng, cơ quan khác do Ban Chấp hành Trung ương Đảng, Bộ Chính trị, Ban Bí thư Trung ương Đảng thành lập, Văn phòng Trung ương Đảng; Ủy viên Ủy ban Kiểm tra Trung ương Đảng; Bí thư, Phó </w:t>
+        <w:t xml:space="preserve">1. Tổng Bí thư Ban Chấp hành Trung ương Đảng, Ủy viên Bộ Chính trị, Bí thư Trung ương Đảng, Ủy viên Ban Chấp hành Trung ương Đảng, Ủy viên dự khuyết Ban Chấp hành Trung ương Đảng; người đứng đầu, cấp phó của người đứng đầu cơ quan thuộc Ban Chấp hành Trung ương Đảng, cơ quan khác do Ban Chấp hành </w:t>
       </w:r>
       <w:r>
         <w:rPr>
@@ -2303,7 +2344,7 @@
           <w:szCs w:val="28"/>
         </w:rPr>
         <w:lastRenderedPageBreak/>
-        <w:t>Bí thư Tỉnh ủy, Thành ủy thành phố trực thuộc trung ương, Đảng ủy Khối các cơ quan Trung ương, Đảng ủy Khối doanh nghiệp Trung ương; đặc phái viên, trợ lý, thư ký của Tổng Bí thư Ban Chấp hành Trung ương Đảng; trợ lý của Ủy viên Bộ Chính trị.</w:t>
+        <w:t>Trung ương Đảng, Bộ Chính trị, Ban Bí thư Trung ương Đảng thành lập, Văn phòng Trung ương Đảng; Ủy viên Ủy ban Kiểm tra Trung ương Đảng; Bí thư, Phó Bí thư Tỉnh ủy, Thành ủy thành phố trực thuộc trung ương, Đảng ủy Khối các cơ quan Trung ương, Đảng ủy Khối doanh nghiệp Trung ương; đặc phái viên, trợ lý, thư ký của Tổng Bí thư Ban Chấp hành Trung ương Đảng; trợ lý của Ủy viên Bộ Chính trị.</w:t>
       </w:r>
     </w:p>
     <w:p>
@@ -2597,6 +2638,7 @@
           <w:sz w:val="28"/>
           <w:szCs w:val="28"/>
         </w:rPr>
+        <w:lastRenderedPageBreak/>
         <w:t>14. Vợ hoặc chồng, con chưa đủ 18 tuổi của người được quy định tại khoản 11 Điều này cùng đi theo hoặc thăm người này trong nhiệm kỳ công tác.</w:t>
       </w:r>
       <w:bookmarkEnd w:id="28"/>
@@ -2621,7 +2663,6 @@
           <w:sz w:val="28"/>
           <w:szCs w:val="28"/>
         </w:rPr>
-        <w:lastRenderedPageBreak/>
         <w:t>15. Trong trường hợp cần thiết, căn cứ vào yêu cầu đối ngoại, lễ tân nhà nước hoặc tính chất chuyến đi công tác, Bộ trưởng Bộ Ngoại giao thực hiện việc cấp hộ chiếu ngoại giao theo chỉ đạo của Thủ tướng Chính phủ hoặc xem xét cấp hộ chiếu ngoại giao theo đề nghị của cơ quan, người có thẩm quyền quy định tại</w:t>
       </w:r>
       <w:bookmarkEnd w:id="29"/>
@@ -2941,7 +2982,7 @@
           <w:sz w:val="28"/>
           <w:szCs w:val="28"/>
         </w:rPr>
-        <w:t xml:space="preserve">6. Trong trường hợp cần thiết, căn cứ vào yêu cầu và tính chất của chuyến đi, Bộ trưởng Bộ Ngoại giao thực hiện việc cấp hộ chiếu công vụ theo chỉ đạo của Thủ tướng Chính phủ hoặc xem xét cấp hộ chiếu công vụ theo đề nghị của cơ quan, </w:t>
+        <w:t xml:space="preserve">6. Trong trường hợp cần thiết, căn cứ vào yêu cầu và tính chất của chuyến đi, Bộ trưởng Bộ Ngoại giao thực hiện việc cấp hộ chiếu công vụ theo chỉ đạo của Thủ </w:t>
       </w:r>
       <w:r>
         <w:rPr>
@@ -2950,7 +2991,7 @@
           <w:szCs w:val="28"/>
         </w:rPr>
         <w:lastRenderedPageBreak/>
-        <w:t>người có thẩm quyền quy định tại </w:t>
+        <w:t>tướng Chính phủ hoặc xem xét cấp hộ chiếu công vụ theo đề nghị của cơ quan, người có thẩm quyền quy định tại </w:t>
       </w:r>
       <w:bookmarkStart w:id="33" w:name="tc_2"/>
       <w:r>
@@ -3434,6 +3475,7 @@
           <w:szCs w:val="28"/>
           <w:shd w:val="clear" w:color="auto" w:fill="FFFF96"/>
         </w:rPr>
+        <w:lastRenderedPageBreak/>
         <w:t>Điều 12. Cấp, gia hạn hộ chiếu ngoại giao, hộ chiếu công vụ ở trong nước</w:t>
       </w:r>
       <w:bookmarkEnd w:id="39"/>
@@ -3457,7 +3499,6 @@
           <w:sz w:val="28"/>
           <w:szCs w:val="28"/>
         </w:rPr>
-        <w:lastRenderedPageBreak/>
         <w:t>1. Người đề nghị cấp, gia hạn hộ chiếu nộp tờ khai theo mẫu đã điền đầy đủ thông tin, 02 ảnh chân dung và giấy tờ liên quan theo quy định tại khoản 2 Điều này tại Cơ quan Lãnh sự Bộ Ngoại giao hoặc cơ quan được Bộ Ngoại giao ủy quyền.</w:t>
       </w:r>
     </w:p>
@@ -3821,6 +3862,7 @@
           <w:sz w:val="28"/>
           <w:szCs w:val="28"/>
         </w:rPr>
+        <w:lastRenderedPageBreak/>
         <w:t>1. Cấp, gia hạn hộ chiếu ngoại giao, hộ chiếu công vụ ở nước ngoài trong các trường hợp sau đây:</w:t>
       </w:r>
     </w:p>
@@ -3843,7 +3885,6 @@
           <w:sz w:val="28"/>
           <w:szCs w:val="28"/>
         </w:rPr>
-        <w:lastRenderedPageBreak/>
         <w:t>a) Người có hộ chiếu ngoại giao, hộ chiếu công vụ bị mất, hỏng, hết trang hoặc hết thời hạn sử dụng trong thời gian công tác ở nước ngoài;</w:t>
       </w:r>
     </w:p>
@@ -4137,6 +4178,7 @@
           <w:sz w:val="28"/>
           <w:szCs w:val="28"/>
         </w:rPr>
+        <w:lastRenderedPageBreak/>
         <w:t>Mục 2. CẤP HỘ CHIẾU PHỔ THÔNG</w:t>
       </w:r>
       <w:bookmarkEnd w:id="51"/>
@@ -4193,7 +4235,6 @@
           <w:sz w:val="28"/>
           <w:szCs w:val="28"/>
         </w:rPr>
-        <w:lastRenderedPageBreak/>
         <w:t>Điều 14. Đối tượng được cấp hộ chiếu phổ thông</w:t>
       </w:r>
       <w:bookmarkEnd w:id="52"/>
@@ -4613,6 +4654,7 @@
           <w:sz w:val="28"/>
           <w:szCs w:val="28"/>
         </w:rPr>
+        <w:lastRenderedPageBreak/>
         <w:t>d) Vì lý do nhân đạo, khẩn cấp khác do người đứng đầu Cơ quan Quản lý xuất nhập cảnh Bộ Công an quyết định.</w:t>
       </w:r>
     </w:p>
@@ -4635,7 +4677,6 @@
           <w:sz w:val="28"/>
           <w:szCs w:val="28"/>
         </w:rPr>
-        <w:lastRenderedPageBreak/>
         <w:t>5. Đề nghị cấp hộ chiếu từ lần thứ hai thực hiện tại Cơ quan Quản lý xuất nhập cảnh Công an cấp tỉnh nơi thuận lợi hoặc Cơ quan Quản lý xuất nhập cảnh Bộ Công an.</w:t>
       </w:r>
     </w:p>
